--- a/Coding 1 - year/Unit 7 - Project Development/Daily Lesson Plans/Word/Day 163.docx
+++ b/Coding 1 - year/Unit 7 - Project Development/Daily Lesson Plans/Word/Day 163.docx
@@ -50,12 +50,15 @@
               </w:rPr>
               <w:t xml:space="preserve">Coding I — Full Year</w:t>
             </w:r>
-          </w:p>
-          <w:p>
-            <w:pPr>
-              <w:spacing w:before="40"/>
-              <w:jc w:val="center"/>
-            </w:pPr>
+            <w:r>
+              <w:rPr>
+                <w:rFonts w:ascii="Arial" w:cs="Arial" w:eastAsia="Arial" w:hAnsi="Arial"/>
+                <w:sz w:val="16"/>
+                <w:szCs w:val="16"/>
+              </w:rPr>
+              <w:br/>
+              <w:t xml:space="preserve"/>
+            </w:r>
             <w:r>
               <w:rPr>
                 <w:rFonts w:ascii="Arial" w:cs="Arial" w:eastAsia="Arial" w:hAnsi="Arial"/>
@@ -83,7 +86,7 @@
           <w:rFonts w:ascii="Arial" w:cs="Arial" w:eastAsia="Arial" w:hAnsi="Arial"/>
           <w:b/>
           <w:bCs/>
-          <w:color w:val="1F3864"/>
+          <w:color w:val="2B5797"/>
           <w:sz w:val="32"/>
           <w:szCs w:val="32"/>
         </w:rPr>
@@ -261,9 +264,9 @@
               <w:right w:val="single" w:color="CCCCCC" w:sz="1"/>
             </w:tcBorders>
             <w:tcMar>
-              <w:top w:type="dxa" w:w="60"/>
+              <w:top w:type="dxa" w:w="80"/>
               <w:left w:type="dxa" w:w="120"/>
-              <w:bottom w:type="dxa" w:w="60"/>
+              <w:bottom w:type="dxa" w:w="80"/>
               <w:right w:type="dxa" w:w="120"/>
             </w:tcMar>
           </w:tcPr>
@@ -290,20 +293,213 @@
               <w:right w:val="single" w:color="CCCCCC" w:sz="1"/>
             </w:tcBorders>
             <w:tcMar>
-              <w:top w:type="dxa" w:w="60"/>
+              <w:top w:type="dxa" w:w="80"/>
               <w:left w:type="dxa" w:w="120"/>
-              <w:bottom w:type="dxa" w:w="60"/>
+              <w:bottom w:type="dxa" w:w="80"/>
               <w:right w:type="dxa" w:w="120"/>
             </w:tcMar>
           </w:tcPr>
           <w:p>
-            <w:r>
-              <w:rPr>
-                <w:rFonts w:ascii="Arial" w:cs="Arial" w:eastAsia="Arial" w:hAnsi="Arial"/>
-                <w:sz w:val="20"/>
-                <w:szCs w:val="20"/>
+            <w:pPr>
+              <w:spacing w:after="80" w:before="80"/>
+            </w:pPr>
+            <w:r>
+              <w:rPr>
+                <w:rFonts w:ascii="Arial" w:cs="Arial" w:eastAsia="Arial" w:hAnsi="Arial"/>
+                <w:b/>
+                <w:bCs/>
+                <w:i w:val="false"/>
+                <w:iCs w:val="false"/>
+                <w:color w:val="000000"/>
+                <w:sz w:val="22"/>
+                <w:szCs w:val="22"/>
               </w:rPr>
               <w:t xml:space="preserve">Bell Ringer / Review</w:t>
+            </w:r>
+            <w:r>
+              <w:rPr>
+                <w:rFonts w:ascii="Arial" w:cs="Arial" w:eastAsia="Arial" w:hAnsi="Arial"/>
+                <w:sz w:val="20"/>
+                <w:szCs w:val="20"/>
+              </w:rPr>
+              <w:br/>
+              <w:t xml:space="preserve"/>
+            </w:r>
+            <w:r>
+              <w:rPr>
+                <w:rFonts w:ascii="Arial" w:cs="Arial" w:eastAsia="Arial" w:hAnsi="Arial"/>
+                <w:sz w:val="20"/>
+                <w:szCs w:val="20"/>
+              </w:rPr>
+              <w:br/>
+              <w:t xml:space="preserve"/>
+            </w:r>
+            <w:r>
+              <w:rPr>
+                <w:rFonts w:ascii="Arial" w:cs="Arial" w:eastAsia="Arial" w:hAnsi="Arial"/>
+                <w:b/>
+                <w:bCs/>
+                <w:i w:val="false"/>
+                <w:iCs w:val="false"/>
+                <w:color w:val="000000"/>
+                <w:sz w:val="20"/>
+                <w:szCs w:val="20"/>
+              </w:rPr>
+              <w:t xml:space="preserve">Quick Write </w:t>
+            </w:r>
+            <w:r>
+              <w:rPr>
+                <w:rFonts w:ascii="Arial" w:cs="Arial" w:eastAsia="Arial" w:hAnsi="Arial"/>
+                <w:b w:val="false"/>
+                <w:bCs w:val="false"/>
+                <w:i w:val="false"/>
+                <w:iCs w:val="false"/>
+                <w:color w:val="000000"/>
+                <w:sz w:val="20"/>
+                <w:szCs w:val="20"/>
+              </w:rPr>
+              <w:t xml:space="preserve">(3 min — written or verbal):</w:t>
+            </w:r>
+            <w:r>
+              <w:rPr>
+                <w:rFonts w:ascii="Arial" w:cs="Arial" w:eastAsia="Arial" w:hAnsi="Arial"/>
+                <w:sz w:val="20"/>
+                <w:szCs w:val="20"/>
+              </w:rPr>
+              <w:br/>
+              <w:t xml:space="preserve"/>
+            </w:r>
+            <w:r>
+              <w:rPr>
+                <w:rFonts w:ascii="Arial" w:cs="Arial" w:eastAsia="Arial" w:hAnsi="Arial"/>
+                <w:b w:val="false"/>
+                <w:bCs w:val="false"/>
+                <w:i w:val="false"/>
+                <w:iCs w:val="false"/>
+                <w:color w:val="000000"/>
+                <w:sz w:val="20"/>
+                <w:szCs w:val="20"/>
+              </w:rPr>
+              <w:t xml:space="preserve">    In your own words: Anticipate user errors and handle them gracefully without crashes?</w:t>
+            </w:r>
+            <w:r>
+              <w:rPr>
+                <w:rFonts w:ascii="Arial" w:cs="Arial" w:eastAsia="Arial" w:hAnsi="Arial"/>
+                <w:sz w:val="20"/>
+                <w:szCs w:val="20"/>
+              </w:rPr>
+              <w:br/>
+              <w:t xml:space="preserve"/>
+            </w:r>
+            <w:r>
+              <w:rPr>
+                <w:rFonts w:ascii="Arial" w:cs="Arial" w:eastAsia="Arial" w:hAnsi="Arial"/>
+                <w:sz w:val="20"/>
+                <w:szCs w:val="20"/>
+              </w:rPr>
+              <w:br/>
+              <w:t xml:space="preserve"/>
+            </w:r>
+            <w:r>
+              <w:rPr>
+                <w:rFonts w:ascii="Arial" w:cs="Arial" w:eastAsia="Arial" w:hAnsi="Arial"/>
+                <w:b/>
+                <w:bCs/>
+                <w:i w:val="false"/>
+                <w:iCs w:val="false"/>
+                <w:color w:val="000000"/>
+                <w:sz w:val="20"/>
+                <w:szCs w:val="20"/>
+              </w:rPr>
+              <w:t xml:space="preserve">Vocabulary Preview — </w:t>
+            </w:r>
+            <w:r>
+              <w:rPr>
+                <w:rFonts w:ascii="Arial" w:cs="Arial" w:eastAsia="Arial" w:hAnsi="Arial"/>
+                <w:b w:val="false"/>
+                <w:bCs w:val="false"/>
+                <w:i w:val="false"/>
+                <w:iCs w:val="false"/>
+                <w:color w:val="000000"/>
+                <w:sz w:val="20"/>
+                <w:szCs w:val="20"/>
+              </w:rPr>
+              <w:t xml:space="preserve">terms we'll use today:</w:t>
+            </w:r>
+            <w:r>
+              <w:rPr>
+                <w:rFonts w:ascii="Arial" w:cs="Arial" w:eastAsia="Arial" w:hAnsi="Arial"/>
+                <w:sz w:val="20"/>
+                <w:szCs w:val="20"/>
+              </w:rPr>
+              <w:br/>
+              <w:t xml:space="preserve"/>
+            </w:r>
+            <w:r>
+              <w:rPr>
+                <w:rFonts w:ascii="Arial" w:cs="Arial" w:eastAsia="Arial" w:hAnsi="Arial"/>
+                <w:b w:val="false"/>
+                <w:bCs w:val="false"/>
+                <w:i w:val="false"/>
+                <w:iCs w:val="false"/>
+                <w:color w:val="000000"/>
+                <w:sz w:val="20"/>
+                <w:szCs w:val="20"/>
+              </w:rPr>
+              <w:t xml:space="preserve">    • not professional</w:t>
+            </w:r>
+            <w:r>
+              <w:rPr>
+                <w:rFonts w:ascii="Arial" w:cs="Arial" w:eastAsia="Arial" w:hAnsi="Arial"/>
+                <w:sz w:val="20"/>
+                <w:szCs w:val="20"/>
+              </w:rPr>
+              <w:br/>
+              <w:t xml:space="preserve"/>
+            </w:r>
+            <w:r>
+              <w:rPr>
+                <w:rFonts w:ascii="Arial" w:cs="Arial" w:eastAsia="Arial" w:hAnsi="Arial"/>
+                <w:sz w:val="20"/>
+                <w:szCs w:val="20"/>
+              </w:rPr>
+              <w:br/>
+              <w:t xml:space="preserve"/>
+            </w:r>
+            <w:r>
+              <w:rPr>
+                <w:rFonts w:ascii="Arial" w:cs="Arial" w:eastAsia="Arial" w:hAnsi="Arial"/>
+                <w:b w:val="false"/>
+                <w:bCs w:val="false"/>
+                <w:i/>
+                <w:iCs/>
+                <w:color w:val="444444"/>
+                <w:sz w:val="20"/>
+                <w:szCs w:val="20"/>
+              </w:rPr>
+              <w:t xml:space="preserve">Today's Goal: By the end of class you will be able to anticipate user errors and handle them gracefully without crashes.</w:t>
+            </w:r>
+            <w:r>
+              <w:rPr>
+                <w:rFonts w:ascii="Arial" w:cs="Arial" w:eastAsia="Arial" w:hAnsi="Arial"/>
+                <w:sz w:val="20"/>
+                <w:szCs w:val="20"/>
+              </w:rPr>
+              <w:br/>
+              <w:t xml:space="preserve"/>
+            </w:r>
+            <w:r>
+              <w:rPr>
+                <w:rFonts w:ascii="Arial" w:cs="Arial" w:eastAsia="Arial" w:hAnsi="Arial"/>
+                <w:b w:val="false"/>
+                <w:bCs w:val="false"/>
+                <w:i/>
+                <w:iCs/>
+                <w:color w:val="555555"/>
+                <w:sz w:val="20"/>
+                <w:szCs w:val="20"/>
+              </w:rPr>
+              <w:t xml:space="preserve">→ Pair-share your response, then 2–3 students share with the class.</w:t>
             </w:r>
           </w:p>
         </w:tc>
@@ -319,9 +515,9 @@
               <w:right w:val="single" w:color="CCCCCC" w:sz="1"/>
             </w:tcBorders>
             <w:tcMar>
-              <w:top w:type="dxa" w:w="60"/>
+              <w:top w:type="dxa" w:w="80"/>
               <w:left w:type="dxa" w:w="120"/>
-              <w:bottom w:type="dxa" w:w="60"/>
+              <w:bottom w:type="dxa" w:w="80"/>
               <w:right w:type="dxa" w:w="120"/>
             </w:tcMar>
           </w:tcPr>
@@ -348,20 +544,424 @@
               <w:right w:val="single" w:color="CCCCCC" w:sz="1"/>
             </w:tcBorders>
             <w:tcMar>
-              <w:top w:type="dxa" w:w="60"/>
+              <w:top w:type="dxa" w:w="80"/>
               <w:left w:type="dxa" w:w="120"/>
-              <w:bottom w:type="dxa" w:w="60"/>
+              <w:bottom w:type="dxa" w:w="80"/>
               <w:right w:type="dxa" w:w="120"/>
             </w:tcMar>
           </w:tcPr>
           <w:p>
-            <w:r>
-              <w:rPr>
-                <w:rFonts w:ascii="Arial" w:cs="Arial" w:eastAsia="Arial" w:hAnsi="Arial"/>
-                <w:sz w:val="20"/>
-                <w:szCs w:val="20"/>
-              </w:rPr>
-              <w:t xml:space="preserve">Mini Lesson: Input Validation and Error Handling</w:t>
+            <w:pPr>
+              <w:spacing w:after="80" w:before="80"/>
+            </w:pPr>
+            <w:r>
+              <w:rPr>
+                <w:rFonts w:ascii="Arial" w:cs="Arial" w:eastAsia="Arial" w:hAnsi="Arial"/>
+                <w:b/>
+                <w:bCs/>
+                <w:i w:val="false"/>
+                <w:iCs w:val="false"/>
+                <w:color w:val="000000"/>
+                <w:sz w:val="22"/>
+                <w:szCs w:val="22"/>
+              </w:rPr>
+              <w:t xml:space="preserve">Mini Lesson: </w:t>
+            </w:r>
+            <w:r>
+              <w:rPr>
+                <w:rFonts w:ascii="Arial" w:cs="Arial" w:eastAsia="Arial" w:hAnsi="Arial"/>
+                <w:b w:val="false"/>
+                <w:bCs w:val="false"/>
+                <w:i w:val="false"/>
+                <w:iCs w:val="false"/>
+                <w:color w:val="000000"/>
+                <w:sz w:val="22"/>
+                <w:szCs w:val="22"/>
+              </w:rPr>
+              <w:t xml:space="preserve">Input Validation and Error Handling</w:t>
+            </w:r>
+            <w:r>
+              <w:rPr>
+                <w:rFonts w:ascii="Arial" w:cs="Arial" w:eastAsia="Arial" w:hAnsi="Arial"/>
+                <w:sz w:val="20"/>
+                <w:szCs w:val="20"/>
+              </w:rPr>
+              <w:br/>
+              <w:t xml:space="preserve"/>
+            </w:r>
+            <w:r>
+              <w:rPr>
+                <w:rFonts w:ascii="Arial" w:cs="Arial" w:eastAsia="Arial" w:hAnsi="Arial"/>
+                <w:sz w:val="20"/>
+                <w:szCs w:val="20"/>
+              </w:rPr>
+              <w:br/>
+              <w:t xml:space="preserve"/>
+            </w:r>
+            <w:r>
+              <w:rPr>
+                <w:rFonts w:ascii="Arial" w:cs="Arial" w:eastAsia="Arial" w:hAnsi="Arial"/>
+                <w:b/>
+                <w:bCs/>
+                <w:i/>
+                <w:iCs/>
+                <w:color w:val="000000"/>
+                <w:sz w:val="20"/>
+                <w:szCs w:val="20"/>
+              </w:rPr>
+              <w:t xml:space="preserve">Learning Target: </w:t>
+            </w:r>
+            <w:r>
+              <w:rPr>
+                <w:rFonts w:ascii="Arial" w:cs="Arial" w:eastAsia="Arial" w:hAnsi="Arial"/>
+                <w:b w:val="false"/>
+                <w:bCs w:val="false"/>
+                <w:i/>
+                <w:iCs/>
+                <w:color w:val="333333"/>
+                <w:sz w:val="20"/>
+                <w:szCs w:val="20"/>
+              </w:rPr>
+              <w:t xml:space="preserve">I can anticipate user errors and handle them gracefully without crashes.</w:t>
+            </w:r>
+            <w:r>
+              <w:rPr>
+                <w:rFonts w:ascii="Arial" w:cs="Arial" w:eastAsia="Arial" w:hAnsi="Arial"/>
+                <w:sz w:val="20"/>
+                <w:szCs w:val="20"/>
+              </w:rPr>
+              <w:br/>
+              <w:t xml:space="preserve"/>
+            </w:r>
+            <w:r>
+              <w:rPr>
+                <w:rFonts w:ascii="Arial" w:cs="Arial" w:eastAsia="Arial" w:hAnsi="Arial"/>
+                <w:sz w:val="20"/>
+                <w:szCs w:val="20"/>
+              </w:rPr>
+              <w:br/>
+              <w:t xml:space="preserve"/>
+            </w:r>
+            <w:r>
+              <w:rPr>
+                <w:rFonts w:ascii="Arial" w:cs="Arial" w:eastAsia="Arial" w:hAnsi="Arial"/>
+                <w:b w:val="false"/>
+                <w:bCs w:val="false"/>
+                <w:i w:val="false"/>
+                <w:iCs w:val="false"/>
+                <w:color w:val="000000"/>
+                <w:sz w:val="20"/>
+                <w:szCs w:val="20"/>
+              </w:rPr>
+              <w:t xml:space="preserve">A program that crashes on bad input is not professional. Users will:</w:t>
+            </w:r>
+            <w:r>
+              <w:rPr>
+                <w:rFonts w:ascii="Arial" w:cs="Arial" w:eastAsia="Arial" w:hAnsi="Arial"/>
+                <w:sz w:val="20"/>
+                <w:szCs w:val="20"/>
+              </w:rPr>
+              <w:br/>
+              <w:t xml:space="preserve"/>
+            </w:r>
+            <w:r>
+              <w:rPr>
+                <w:rFonts w:ascii="Arial" w:cs="Arial" w:eastAsia="Arial" w:hAnsi="Arial"/>
+                <w:b w:val="false"/>
+                <w:bCs w:val="false"/>
+                <w:i w:val="false"/>
+                <w:iCs w:val="false"/>
+                <w:color w:val="000000"/>
+                <w:sz w:val="20"/>
+                <w:szCs w:val="20"/>
+              </w:rPr>
+              <w:t xml:space="preserve">A program that handles errors gracefully:</w:t>
+            </w:r>
+            <w:r>
+              <w:rPr>
+                <w:rFonts w:ascii="Arial" w:cs="Arial" w:eastAsia="Arial" w:hAnsi="Arial"/>
+                <w:sz w:val="20"/>
+                <w:szCs w:val="20"/>
+              </w:rPr>
+              <w:br/>
+              <w:t xml:space="preserve"/>
+            </w:r>
+            <w:r>
+              <w:rPr>
+                <w:rFonts w:ascii="Arial" w:cs="Arial" w:eastAsia="Arial" w:hAnsi="Arial"/>
+                <w:sz w:val="20"/>
+                <w:szCs w:val="20"/>
+              </w:rPr>
+              <w:br/>
+              <w:t xml:space="preserve"/>
+            </w:r>
+            <w:r>
+              <w:rPr>
+                <w:rFonts w:ascii="Arial" w:cs="Arial" w:eastAsia="Arial" w:hAnsi="Arial"/>
+                <w:b/>
+                <w:bCs/>
+                <w:i w:val="false"/>
+                <w:iCs w:val="false"/>
+                <w:color w:val="000000"/>
+                <w:sz w:val="20"/>
+                <w:szCs w:val="20"/>
+              </w:rPr>
+              <w:t xml:space="preserve">Key Concepts:</w:t>
+            </w:r>
+            <w:r>
+              <w:rPr>
+                <w:rFonts w:ascii="Arial" w:cs="Arial" w:eastAsia="Arial" w:hAnsi="Arial"/>
+                <w:sz w:val="20"/>
+                <w:szCs w:val="20"/>
+              </w:rPr>
+              <w:br/>
+              <w:t xml:space="preserve"/>
+            </w:r>
+            <w:r>
+              <w:rPr>
+                <w:rFonts w:ascii="Arial" w:cs="Arial" w:eastAsia="Arial" w:hAnsi="Arial"/>
+                <w:b w:val="false"/>
+                <w:bCs w:val="false"/>
+                <w:i w:val="false"/>
+                <w:iCs w:val="false"/>
+                <w:color w:val="000000"/>
+                <w:sz w:val="20"/>
+                <w:szCs w:val="20"/>
+              </w:rPr>
+              <w:t xml:space="preserve">    • Think your program is broken</w:t>
+            </w:r>
+            <w:r>
+              <w:rPr>
+                <w:rFonts w:ascii="Arial" w:cs="Arial" w:eastAsia="Arial" w:hAnsi="Arial"/>
+                <w:sz w:val="20"/>
+                <w:szCs w:val="20"/>
+              </w:rPr>
+              <w:br/>
+              <w:t xml:space="preserve"/>
+            </w:r>
+            <w:r>
+              <w:rPr>
+                <w:rFonts w:ascii="Arial" w:cs="Arial" w:eastAsia="Arial" w:hAnsi="Arial"/>
+                <w:b w:val="false"/>
+                <w:bCs w:val="false"/>
+                <w:i w:val="false"/>
+                <w:iCs w:val="false"/>
+                <w:color w:val="000000"/>
+                <w:sz w:val="20"/>
+                <w:szCs w:val="20"/>
+              </w:rPr>
+              <w:t xml:space="preserve">    • Lose trust in it</w:t>
+            </w:r>
+            <w:r>
+              <w:rPr>
+                <w:rFonts w:ascii="Arial" w:cs="Arial" w:eastAsia="Arial" w:hAnsi="Arial"/>
+                <w:sz w:val="20"/>
+                <w:szCs w:val="20"/>
+              </w:rPr>
+              <w:br/>
+              <w:t xml:space="preserve"/>
+            </w:r>
+            <w:r>
+              <w:rPr>
+                <w:rFonts w:ascii="Arial" w:cs="Arial" w:eastAsia="Arial" w:hAnsi="Arial"/>
+                <w:b w:val="false"/>
+                <w:bCs w:val="false"/>
+                <w:i w:val="false"/>
+                <w:iCs w:val="false"/>
+                <w:color w:val="000000"/>
+                <w:sz w:val="20"/>
+                <w:szCs w:val="20"/>
+              </w:rPr>
+              <w:t xml:space="preserve">    • Stop using it</w:t>
+            </w:r>
+            <w:r>
+              <w:rPr>
+                <w:rFonts w:ascii="Arial" w:cs="Arial" w:eastAsia="Arial" w:hAnsi="Arial"/>
+                <w:sz w:val="20"/>
+                <w:szCs w:val="20"/>
+              </w:rPr>
+              <w:br/>
+              <w:t xml:space="preserve"/>
+            </w:r>
+            <w:r>
+              <w:rPr>
+                <w:rFonts w:ascii="Arial" w:cs="Arial" w:eastAsia="Arial" w:hAnsi="Arial"/>
+                <w:b w:val="false"/>
+                <w:bCs w:val="false"/>
+                <w:i w:val="false"/>
+                <w:iCs w:val="false"/>
+                <w:color w:val="000000"/>
+                <w:sz w:val="20"/>
+                <w:szCs w:val="20"/>
+              </w:rPr>
+              <w:t xml:space="preserve">    • Guides users to correct input</w:t>
+            </w:r>
+            <w:r>
+              <w:rPr>
+                <w:rFonts w:ascii="Arial" w:cs="Arial" w:eastAsia="Arial" w:hAnsi="Arial"/>
+                <w:sz w:val="20"/>
+                <w:szCs w:val="20"/>
+              </w:rPr>
+              <w:br/>
+              <w:t xml:space="preserve"/>
+            </w:r>
+            <w:r>
+              <w:rPr>
+                <w:rFonts w:ascii="Arial" w:cs="Arial" w:eastAsia="Arial" w:hAnsi="Arial"/>
+                <w:b w:val="false"/>
+                <w:bCs w:val="false"/>
+                <w:i w:val="false"/>
+                <w:iCs w:val="false"/>
+                <w:color w:val="000000"/>
+                <w:sz w:val="20"/>
+                <w:szCs w:val="20"/>
+              </w:rPr>
+              <w:t xml:space="preserve">    • Never crashes</w:t>
+            </w:r>
+            <w:r>
+              <w:rPr>
+                <w:rFonts w:ascii="Arial" w:cs="Arial" w:eastAsia="Arial" w:hAnsi="Arial"/>
+                <w:sz w:val="20"/>
+                <w:szCs w:val="20"/>
+              </w:rPr>
+              <w:br/>
+              <w:t xml:space="preserve"/>
+            </w:r>
+            <w:r>
+              <w:rPr>
+                <w:rFonts w:ascii="Arial" w:cs="Arial" w:eastAsia="Arial" w:hAnsi="Arial"/>
+                <w:b w:val="false"/>
+                <w:bCs w:val="false"/>
+                <w:i w:val="false"/>
+                <w:iCs w:val="false"/>
+                <w:color w:val="000000"/>
+                <w:sz w:val="20"/>
+                <w:szCs w:val="20"/>
+              </w:rPr>
+              <w:t xml:space="preserve">    • Builds trust</w:t>
+            </w:r>
+            <w:r>
+              <w:rPr>
+                <w:rFonts w:ascii="Arial" w:cs="Arial" w:eastAsia="Arial" w:hAnsi="Arial"/>
+                <w:sz w:val="20"/>
+                <w:szCs w:val="20"/>
+              </w:rPr>
+              <w:br/>
+              <w:t xml:space="preserve"/>
+            </w:r>
+            <w:r>
+              <w:rPr>
+                <w:rFonts w:ascii="Arial" w:cs="Arial" w:eastAsia="Arial" w:hAnsi="Arial"/>
+                <w:sz w:val="20"/>
+                <w:szCs w:val="20"/>
+              </w:rPr>
+              <w:br/>
+              <w:t xml:space="preserve"/>
+            </w:r>
+            <w:r>
+              <w:rPr>
+                <w:rFonts w:ascii="Arial" w:cs="Arial" w:eastAsia="Arial" w:hAnsi="Arial"/>
+                <w:b/>
+                <w:bCs/>
+                <w:i w:val="false"/>
+                <w:iCs w:val="false"/>
+                <w:color w:val="000000"/>
+                <w:sz w:val="20"/>
+                <w:szCs w:val="20"/>
+              </w:rPr>
+              <w:t xml:space="preserve">Vocabulary: </w:t>
+            </w:r>
+            <w:r>
+              <w:rPr>
+                <w:rFonts w:ascii="Arial" w:cs="Arial" w:eastAsia="Arial" w:hAnsi="Arial"/>
+                <w:b w:val="false"/>
+                <w:bCs w:val="false"/>
+                <w:i w:val="false"/>
+                <w:iCs w:val="false"/>
+                <w:color w:val="000000"/>
+                <w:sz w:val="20"/>
+                <w:szCs w:val="20"/>
+              </w:rPr>
+              <w:t xml:space="preserve">not professional</w:t>
+            </w:r>
+            <w:r>
+              <w:rPr>
+                <w:rFonts w:ascii="Arial" w:cs="Arial" w:eastAsia="Arial" w:hAnsi="Arial"/>
+                <w:sz w:val="20"/>
+                <w:szCs w:val="20"/>
+              </w:rPr>
+              <w:br/>
+              <w:t xml:space="preserve"/>
+            </w:r>
+            <w:r>
+              <w:rPr>
+                <w:rFonts w:ascii="Arial" w:cs="Arial" w:eastAsia="Arial" w:hAnsi="Arial"/>
+                <w:sz w:val="20"/>
+                <w:szCs w:val="20"/>
+              </w:rPr>
+              <w:br/>
+              <w:t xml:space="preserve"/>
+            </w:r>
+            <w:r>
+              <w:rPr>
+                <w:rFonts w:ascii="Arial" w:cs="Arial" w:eastAsia="Arial" w:hAnsi="Arial"/>
+                <w:b/>
+                <w:bCs/>
+                <w:i/>
+                <w:iCs/>
+                <w:color w:val="555555"/>
+                <w:sz w:val="20"/>
+                <w:szCs w:val="20"/>
+              </w:rPr>
+              <w:t xml:space="preserve">→ Live Demo — </w:t>
+            </w:r>
+            <w:r>
+              <w:rPr>
+                <w:rFonts w:ascii="Arial" w:cs="Arial" w:eastAsia="Arial" w:hAnsi="Arial"/>
+                <w:b w:val="false"/>
+                <w:bCs w:val="false"/>
+                <w:i/>
+                <w:iCs/>
+                <w:color w:val="555555"/>
+                <w:sz w:val="20"/>
+                <w:szCs w:val="20"/>
+              </w:rPr>
+              <w:t xml:space="preserve">type examples as students follow along in their own editor.</w:t>
+            </w:r>
+            <w:r>
+              <w:rPr>
+                <w:rFonts w:ascii="Arial" w:cs="Arial" w:eastAsia="Arial" w:hAnsi="Arial"/>
+                <w:sz w:val="20"/>
+                <w:szCs w:val="20"/>
+              </w:rPr>
+              <w:br/>
+              <w:t xml:space="preserve"/>
+            </w:r>
+            <w:r>
+              <w:rPr>
+                <w:rFonts w:ascii="Arial" w:cs="Arial" w:eastAsia="Arial" w:hAnsi="Arial"/>
+                <w:b/>
+                <w:bCs/>
+                <w:i/>
+                <w:iCs/>
+                <w:color w:val="555555"/>
+                <w:sz w:val="20"/>
+                <w:szCs w:val="20"/>
+              </w:rPr>
+              <w:t xml:space="preserve">→ Check for Understanding: </w:t>
+            </w:r>
+            <w:r>
+              <w:rPr>
+                <w:rFonts w:ascii="Arial" w:cs="Arial" w:eastAsia="Arial" w:hAnsi="Arial"/>
+                <w:b w:val="false"/>
+                <w:bCs w:val="false"/>
+                <w:i/>
+                <w:iCs/>
+                <w:color w:val="555555"/>
+                <w:sz w:val="20"/>
+                <w:szCs w:val="20"/>
+              </w:rPr>
+              <w:t xml:space="preserve">pause and cold-call: “Can someone explain what we just did in their own words?”</w:t>
             </w:r>
           </w:p>
         </w:tc>
@@ -377,9 +977,9 @@
               <w:right w:val="single" w:color="CCCCCC" w:sz="1"/>
             </w:tcBorders>
             <w:tcMar>
-              <w:top w:type="dxa" w:w="60"/>
+              <w:top w:type="dxa" w:w="80"/>
               <w:left w:type="dxa" w:w="120"/>
-              <w:bottom w:type="dxa" w:w="60"/>
+              <w:bottom w:type="dxa" w:w="80"/>
               <w:right w:type="dxa" w:w="120"/>
             </w:tcMar>
           </w:tcPr>
@@ -406,20 +1006,90 @@
               <w:right w:val="single" w:color="CCCCCC" w:sz="1"/>
             </w:tcBorders>
             <w:tcMar>
-              <w:top w:type="dxa" w:w="60"/>
+              <w:top w:type="dxa" w:w="80"/>
               <w:left w:type="dxa" w:w="120"/>
-              <w:bottom w:type="dxa" w:w="60"/>
+              <w:bottom w:type="dxa" w:w="80"/>
               <w:right w:type="dxa" w:w="120"/>
             </w:tcMar>
           </w:tcPr>
           <w:p>
-            <w:r>
-              <w:rPr>
-                <w:rFonts w:ascii="Arial" w:cs="Arial" w:eastAsia="Arial" w:hAnsi="Arial"/>
-                <w:sz w:val="20"/>
-                <w:szCs w:val="20"/>
+            <w:pPr>
+              <w:spacing w:after="80" w:before="80"/>
+            </w:pPr>
+            <w:r>
+              <w:rPr>
+                <w:rFonts w:ascii="Arial" w:cs="Arial" w:eastAsia="Arial" w:hAnsi="Arial"/>
+                <w:b/>
+                <w:bCs/>
+                <w:i w:val="false"/>
+                <w:iCs w:val="false"/>
+                <w:color w:val="000000"/>
+                <w:sz w:val="22"/>
+                <w:szCs w:val="22"/>
               </w:rPr>
               <w:t xml:space="preserve">Guided Practice</w:t>
+            </w:r>
+            <w:r>
+              <w:rPr>
+                <w:rFonts w:ascii="Arial" w:cs="Arial" w:eastAsia="Arial" w:hAnsi="Arial"/>
+                <w:sz w:val="20"/>
+                <w:szCs w:val="20"/>
+              </w:rPr>
+              <w:br/>
+              <w:t xml:space="preserve"/>
+            </w:r>
+            <w:r>
+              <w:rPr>
+                <w:rFonts w:ascii="Arial" w:cs="Arial" w:eastAsia="Arial" w:hAnsi="Arial"/>
+                <w:sz w:val="20"/>
+                <w:szCs w:val="20"/>
+              </w:rPr>
+              <w:br/>
+              <w:t xml:space="preserve"/>
+            </w:r>
+            <w:r>
+              <w:rPr>
+                <w:rFonts w:ascii="Arial" w:cs="Arial" w:eastAsia="Arial" w:hAnsi="Arial"/>
+                <w:b w:val="false"/>
+                <w:bCs w:val="false"/>
+                <w:i w:val="false"/>
+                <w:iCs w:val="false"/>
+                <w:color w:val="000000"/>
+                <w:sz w:val="20"/>
+                <w:szCs w:val="20"/>
+              </w:rPr>
+              <w:t xml:space="preserve">Step 1: Identify Risky Operations (10 min)</w:t>
+            </w:r>
+            <w:r>
+              <w:rPr>
+                <w:rFonts w:ascii="Arial" w:cs="Arial" w:eastAsia="Arial" w:hAnsi="Arial"/>
+                <w:sz w:val="20"/>
+                <w:szCs w:val="20"/>
+              </w:rPr>
+              <w:br/>
+              <w:t xml:space="preserve"/>
+            </w:r>
+            <w:r>
+              <w:rPr>
+                <w:rFonts w:ascii="Arial" w:cs="Arial" w:eastAsia="Arial" w:hAnsi="Arial"/>
+                <w:sz w:val="20"/>
+                <w:szCs w:val="20"/>
+              </w:rPr>
+              <w:br/>
+              <w:t xml:space="preserve"/>
+            </w:r>
+            <w:r>
+              <w:rPr>
+                <w:rFonts w:ascii="Arial" w:cs="Arial" w:eastAsia="Arial" w:hAnsi="Arial"/>
+                <w:b w:val="false"/>
+                <w:bCs w:val="false"/>
+                <w:i/>
+                <w:iCs/>
+                <w:color w:val="555555"/>
+                <w:sz w:val="20"/>
+                <w:szCs w:val="20"/>
+              </w:rPr>
+              <w:t xml:space="preserve">→ Teacher models — students try alongside, then compare results.</w:t>
             </w:r>
           </w:p>
         </w:tc>
@@ -435,9 +1105,9 @@
               <w:right w:val="single" w:color="CCCCCC" w:sz="1"/>
             </w:tcBorders>
             <w:tcMar>
-              <w:top w:type="dxa" w:w="60"/>
+              <w:top w:type="dxa" w:w="80"/>
               <w:left w:type="dxa" w:w="120"/>
-              <w:bottom w:type="dxa" w:w="60"/>
+              <w:bottom w:type="dxa" w:w="80"/>
               <w:right w:type="dxa" w:w="120"/>
             </w:tcMar>
           </w:tcPr>
@@ -450,7 +1120,7 @@
                 <w:sz w:val="20"/>
                 <w:szCs w:val="20"/>
               </w:rPr>
-              <w:t xml:space="preserve">15-20 min</w:t>
+              <w:t xml:space="preserve">15–20 min</w:t>
             </w:r>
           </w:p>
         </w:tc>
@@ -464,20 +1134,164 @@
               <w:right w:val="single" w:color="CCCCCC" w:sz="1"/>
             </w:tcBorders>
             <w:tcMar>
-              <w:top w:type="dxa" w:w="60"/>
+              <w:top w:type="dxa" w:w="80"/>
               <w:left w:type="dxa" w:w="120"/>
-              <w:bottom w:type="dxa" w:w="60"/>
+              <w:bottom w:type="dxa" w:w="80"/>
               <w:right w:type="dxa" w:w="120"/>
             </w:tcMar>
           </w:tcPr>
           <w:p>
-            <w:r>
-              <w:rPr>
-                <w:rFonts w:ascii="Arial" w:cs="Arial" w:eastAsia="Arial" w:hAnsi="Arial"/>
-                <w:sz w:val="20"/>
-                <w:szCs w:val="20"/>
+            <w:pPr>
+              <w:spacing w:after="80" w:before="80"/>
+            </w:pPr>
+            <w:r>
+              <w:rPr>
+                <w:rFonts w:ascii="Arial" w:cs="Arial" w:eastAsia="Arial" w:hAnsi="Arial"/>
+                <w:b/>
+                <w:bCs/>
+                <w:i w:val="false"/>
+                <w:iCs w:val="false"/>
+                <w:color w:val="000000"/>
+                <w:sz w:val="22"/>
+                <w:szCs w:val="22"/>
               </w:rPr>
               <w:t xml:space="preserve">Independent Practice / Code Along</w:t>
+            </w:r>
+            <w:r>
+              <w:rPr>
+                <w:rFonts w:ascii="Arial" w:cs="Arial" w:eastAsia="Arial" w:hAnsi="Arial"/>
+                <w:sz w:val="20"/>
+                <w:szCs w:val="20"/>
+              </w:rPr>
+              <w:br/>
+              <w:t xml:space="preserve"/>
+            </w:r>
+            <w:r>
+              <w:rPr>
+                <w:rFonts w:ascii="Arial" w:cs="Arial" w:eastAsia="Arial" w:hAnsi="Arial"/>
+                <w:b/>
+                <w:bCs/>
+                <w:i w:val="false"/>
+                <w:iCs w:val="false"/>
+                <w:color w:val="000000"/>
+                <w:sz w:val="20"/>
+                <w:szCs w:val="20"/>
+              </w:rPr>
+              <w:t xml:space="preserve">    Beginner: </w:t>
+            </w:r>
+            <w:r>
+              <w:rPr>
+                <w:rFonts w:ascii="Arial" w:cs="Arial" w:eastAsia="Arial" w:hAnsi="Arial"/>
+                <w:b w:val="false"/>
+                <w:bCs w:val="false"/>
+                <w:i w:val="false"/>
+                <w:iCs w:val="false"/>
+                <w:color w:val="000000"/>
+                <w:sz w:val="20"/>
+                <w:szCs w:val="20"/>
+              </w:rPr>
+              <w:t xml:space="preserve">: Write error handling for a function that asks the user to choose 1-5. What could go wrong?</w:t>
+            </w:r>
+            <w:r>
+              <w:rPr>
+                <w:rFonts w:ascii="Arial" w:cs="Arial" w:eastAsia="Arial" w:hAnsi="Arial"/>
+                <w:sz w:val="20"/>
+                <w:szCs w:val="20"/>
+              </w:rPr>
+              <w:br/>
+              <w:t xml:space="preserve"/>
+            </w:r>
+            <w:r>
+              <w:rPr>
+                <w:rFonts w:ascii="Arial" w:cs="Arial" w:eastAsia="Arial" w:hAnsi="Arial"/>
+                <w:b/>
+                <w:bCs/>
+                <w:i w:val="false"/>
+                <w:iCs w:val="false"/>
+                <w:color w:val="000000"/>
+                <w:sz w:val="20"/>
+                <w:szCs w:val="20"/>
+              </w:rPr>
+              <w:t xml:space="preserve">    Intermediate: </w:t>
+            </w:r>
+            <w:r>
+              <w:rPr>
+                <w:rFonts w:ascii="Arial" w:cs="Arial" w:eastAsia="Arial" w:hAnsi="Arial"/>
+                <w:b w:val="false"/>
+                <w:bCs w:val="false"/>
+                <w:i w:val="false"/>
+                <w:iCs w:val="false"/>
+                <w:color w:val="000000"/>
+                <w:sz w:val="20"/>
+                <w:szCs w:val="20"/>
+              </w:rPr>
+              <w:t xml:space="preserve">: Your load_file() function opens a file. List 5 ways it could fail.</w:t>
+            </w:r>
+            <w:r>
+              <w:rPr>
+                <w:rFonts w:ascii="Arial" w:cs="Arial" w:eastAsia="Arial" w:hAnsi="Arial"/>
+                <w:sz w:val="20"/>
+                <w:szCs w:val="20"/>
+              </w:rPr>
+              <w:br/>
+              <w:t xml:space="preserve"/>
+            </w:r>
+            <w:r>
+              <w:rPr>
+                <w:rFonts w:ascii="Arial" w:cs="Arial" w:eastAsia="Arial" w:hAnsi="Arial"/>
+                <w:b/>
+                <w:bCs/>
+                <w:i w:val="false"/>
+                <w:iCs w:val="false"/>
+                <w:color w:val="000000"/>
+                <w:sz w:val="20"/>
+                <w:szCs w:val="20"/>
+              </w:rPr>
+              <w:t xml:space="preserve">    Challenge: </w:t>
+            </w:r>
+            <w:r>
+              <w:rPr>
+                <w:rFonts w:ascii="Arial" w:cs="Arial" w:eastAsia="Arial" w:hAnsi="Arial"/>
+                <w:b w:val="false"/>
+                <w:bCs w:val="false"/>
+                <w:i w:val="false"/>
+                <w:iCs w:val="false"/>
+                <w:color w:val="000000"/>
+                <w:sz w:val="20"/>
+                <w:szCs w:val="20"/>
+              </w:rPr>
+              <w:t xml:space="preserve">: Test your program with these "bad" inputs. Does it crash? - Empty input - "abc" when expecting a number - -50 (negative score) - File that…</w:t>
+            </w:r>
+            <w:r>
+              <w:rPr>
+                <w:rFonts w:ascii="Arial" w:cs="Arial" w:eastAsia="Arial" w:hAnsi="Arial"/>
+                <w:sz w:val="20"/>
+                <w:szCs w:val="20"/>
+              </w:rPr>
+              <w:br/>
+              <w:t xml:space="preserve"/>
+            </w:r>
+            <w:r>
+              <w:rPr>
+                <w:rFonts w:ascii="Arial" w:cs="Arial" w:eastAsia="Arial" w:hAnsi="Arial"/>
+                <w:sz w:val="20"/>
+                <w:szCs w:val="20"/>
+              </w:rPr>
+              <w:br/>
+              <w:t xml:space="preserve"/>
+            </w:r>
+            <w:r>
+              <w:rPr>
+                <w:rFonts w:ascii="Arial" w:cs="Arial" w:eastAsia="Arial" w:hAnsi="Arial"/>
+                <w:b w:val="false"/>
+                <w:bCs w:val="false"/>
+                <w:i/>
+                <w:iCs/>
+                <w:color w:val="555555"/>
+                <w:sz w:val="20"/>
+                <w:szCs w:val="20"/>
+              </w:rPr>
+              <w:t xml:space="preserve">→ Teacher circulates — offer hints, check for understanding.</w:t>
             </w:r>
           </w:p>
         </w:tc>
@@ -493,9 +1307,9 @@
               <w:right w:val="single" w:color="CCCCCC" w:sz="1"/>
             </w:tcBorders>
             <w:tcMar>
-              <w:top w:type="dxa" w:w="60"/>
+              <w:top w:type="dxa" w:w="80"/>
               <w:left w:type="dxa" w:w="120"/>
-              <w:bottom w:type="dxa" w:w="60"/>
+              <w:bottom w:type="dxa" w:w="80"/>
               <w:right w:type="dxa" w:w="120"/>
             </w:tcMar>
           </w:tcPr>
@@ -522,20 +1336,90 @@
               <w:right w:val="single" w:color="CCCCCC" w:sz="1"/>
             </w:tcBorders>
             <w:tcMar>
-              <w:top w:type="dxa" w:w="60"/>
+              <w:top w:type="dxa" w:w="80"/>
               <w:left w:type="dxa" w:w="120"/>
-              <w:bottom w:type="dxa" w:w="60"/>
+              <w:bottom w:type="dxa" w:w="80"/>
               <w:right w:type="dxa" w:w="120"/>
             </w:tcMar>
           </w:tcPr>
           <w:p>
-            <w:r>
-              <w:rPr>
-                <w:rFonts w:ascii="Arial" w:cs="Arial" w:eastAsia="Arial" w:hAnsi="Arial"/>
-                <w:sz w:val="20"/>
-                <w:szCs w:val="20"/>
+            <w:pPr>
+              <w:spacing w:after="80" w:before="80"/>
+            </w:pPr>
+            <w:r>
+              <w:rPr>
+                <w:rFonts w:ascii="Arial" w:cs="Arial" w:eastAsia="Arial" w:hAnsi="Arial"/>
+                <w:b/>
+                <w:bCs/>
+                <w:i w:val="false"/>
+                <w:iCs w:val="false"/>
+                <w:color w:val="000000"/>
+                <w:sz w:val="22"/>
+                <w:szCs w:val="22"/>
               </w:rPr>
               <w:t xml:space="preserve">Exit Ticket / Wrap-Up</w:t>
+            </w:r>
+            <w:r>
+              <w:rPr>
+                <w:rFonts w:ascii="Arial" w:cs="Arial" w:eastAsia="Arial" w:hAnsi="Arial"/>
+                <w:sz w:val="20"/>
+                <w:szCs w:val="20"/>
+              </w:rPr>
+              <w:br/>
+              <w:t xml:space="preserve"/>
+            </w:r>
+            <w:r>
+              <w:rPr>
+                <w:rFonts w:ascii="Arial" w:cs="Arial" w:eastAsia="Arial" w:hAnsi="Arial"/>
+                <w:sz w:val="20"/>
+                <w:szCs w:val="20"/>
+              </w:rPr>
+              <w:br/>
+              <w:t xml:space="preserve"/>
+            </w:r>
+            <w:r>
+              <w:rPr>
+                <w:rFonts w:ascii="Arial" w:cs="Arial" w:eastAsia="Arial" w:hAnsi="Arial"/>
+                <w:b w:val="false"/>
+                <w:bCs w:val="false"/>
+                <w:i w:val="false"/>
+                <w:iCs w:val="false"/>
+                <w:color w:val="000000"/>
+                <w:sz w:val="20"/>
+                <w:szCs w:val="20"/>
+              </w:rPr>
+              <w:t xml:space="preserve">Quick Check: Anticipate user errors and handle them gracefully without crashes?</w:t>
+            </w:r>
+            <w:r>
+              <w:rPr>
+                <w:rFonts w:ascii="Arial" w:cs="Arial" w:eastAsia="Arial" w:hAnsi="Arial"/>
+                <w:sz w:val="20"/>
+                <w:szCs w:val="20"/>
+              </w:rPr>
+              <w:br/>
+              <w:t xml:space="preserve"/>
+            </w:r>
+            <w:r>
+              <w:rPr>
+                <w:rFonts w:ascii="Arial" w:cs="Arial" w:eastAsia="Arial" w:hAnsi="Arial"/>
+                <w:sz w:val="20"/>
+                <w:szCs w:val="20"/>
+              </w:rPr>
+              <w:br/>
+              <w:t xml:space="preserve"/>
+            </w:r>
+            <w:r>
+              <w:rPr>
+                <w:rFonts w:ascii="Arial" w:cs="Arial" w:eastAsia="Arial" w:hAnsi="Arial"/>
+                <w:b w:val="false"/>
+                <w:bCs w:val="false"/>
+                <w:i/>
+                <w:iCs/>
+                <w:color w:val="555555"/>
+                <w:sz w:val="20"/>
+                <w:szCs w:val="20"/>
+              </w:rPr>
+              <w:t xml:space="preserve">→ 3–2–1: Name 3 things learned, 2 new vocab words, 1 question you still have.</w:t>
             </w:r>
           </w:p>
         </w:tc>
@@ -1277,19 +2161,6 @@
                 <w:sz w:val="18"/>
                 <w:szCs w:val="18"/>
               </w:rPr>
-              <w:t xml:space="preserve"># Case 1: Empty input</w:t>
-            </w:r>
-          </w:p>
-          <w:p>
-            <w:pPr>
-              <w:spacing w:after="20"/>
-            </w:pPr>
-            <w:r>
-              <w:rPr>
-                <w:rFonts w:ascii="Courier New" w:cs="Courier New" w:eastAsia="Courier New" w:hAnsi="Courier New"/>
-                <w:sz w:val="18"/>
-                <w:szCs w:val="18"/>
-              </w:rPr>
               <w:t xml:space="preserve">name = input("Name: ").strip()</w:t>
             </w:r>
           </w:p>
@@ -1342,7 +2213,7 @@
                 <w:sz w:val="18"/>
                 <w:szCs w:val="18"/>
               </w:rPr>
-              <w:t xml:space="preserve"># Case 2: Invalid type</w:t>
+              <w:t xml:space="preserve"> </w:t>
             </w:r>
           </w:p>
           <w:p>
@@ -1420,7 +2291,7 @@
                 <w:sz w:val="18"/>
                 <w:szCs w:val="18"/>
               </w:rPr>
-              <w:t xml:space="preserve"># Case 3: Out of range</w:t>
+              <w:t xml:space="preserve"> </w:t>
             </w:r>
           </w:p>
           <w:p>
@@ -1485,7 +2356,7 @@
                 <w:sz w:val="18"/>
                 <w:szCs w:val="18"/>
               </w:rPr>
-              <w:t xml:space="preserve"># Case 4: File operations</w:t>
+              <w:t xml:space="preserve"> </w:t>
             </w:r>
           </w:p>
           <w:p>
@@ -1589,7 +2460,7 @@
                 <w:sz w:val="18"/>
                 <w:szCs w:val="18"/>
               </w:rPr>
-              <w:t xml:space="preserve"># Case 5: List access</w:t>
+              <w:t xml:space="preserve"> </w:t>
             </w:r>
           </w:p>
           <w:p>
@@ -1667,7 +2538,7 @@
                 <w:sz w:val="18"/>
                 <w:szCs w:val="18"/>
               </w:rPr>
-              <w:t xml:space="preserve"># Case 6: Division by zero</w:t>
+              <w:t xml:space="preserve"> </w:t>
             </w:r>
           </w:p>
           <w:p>

--- a/Coding 1 - year/Unit 7 - Project Development/Daily Lesson Plans/Word/Day 163.docx
+++ b/Coding 1 - year/Unit 7 - Project Development/Daily Lesson Plans/Word/Day 163.docx
@@ -380,7 +380,7 @@
                 <w:sz w:val="20"/>
                 <w:szCs w:val="20"/>
               </w:rPr>
-              <w:t xml:space="preserve">    In your own words: Anticipate user errors and handle them gracefully without crashes?</w:t>
+              <w:t xml:space="preserve">    Think about Input Validation and Error Handling. Where might you use this in a real project, and why would it matter?</w:t>
             </w:r>
             <w:r>
               <w:rPr>
@@ -477,7 +477,7 @@
                 <w:sz w:val="20"/>
                 <w:szCs w:val="20"/>
               </w:rPr>
-              <w:t xml:space="preserve">Today's Goal: By the end of class you will be able to anticipate user errors and handle them gracefully without crashes.</w:t>
+              <w:t xml:space="preserve">Today’s Goal: By the end of class you will be able to anticipate user errors and handle them gracefully without crashes.</w:t>
             </w:r>
             <w:r>
               <w:rPr>
@@ -1388,7 +1388,7 @@
                 <w:sz w:val="20"/>
                 <w:szCs w:val="20"/>
               </w:rPr>
-              <w:t xml:space="preserve">Quick Check: Anticipate user errors and handle them gracefully without crashes?</w:t>
+              <w:t xml:space="preserve">What is one important thing you learned about Input Validation and Error Handling today? How would you explain it to someone?</w:t>
             </w:r>
             <w:r>
               <w:rPr>

--- a/Coding 1 - year/Unit 7 - Project Development/Daily Lesson Plans/Word/Day 163.docx
+++ b/Coding 1 - year/Unit 7 - Project Development/Daily Lesson Plans/Word/Day 163.docx
@@ -2944,7 +2944,7 @@
           <w:sz w:val="20"/>
           <w:szCs w:val="20"/>
         </w:rPr>
-        <w:t xml:space="preserve">: Test your program with these "bad" inputs. Does it crash? - Empty input - "abc" when expecting a number - -50 (negative score) - File that doesn't exist --- ## 🎯 Exit Ticket 1. How many error-handling improvements did you make? 2. Did you test with bad input? 3. Does your program still crash? (Co</w:t>
+        <w:t xml:space="preserve">: Test your program with these "bad" inputs. Does it crash? - Empty input - "abc" when expecting a number - -50 (negative score) - File that doesn't exist ---</w:t>
       </w:r>
     </w:p>
     <w:p>
